--- a/deliveries/2026-09-03/02_Procurement_Guides/GUIDE_20260903_03_CoC_Type_Approval.docx
+++ b/deliveries/2026-09-03/02_Procurement_Guides/GUIDE_20260903_03_CoC_Type_Approval.docx
@@ -4,7 +4,7 @@
   <w:body>
     <w:p>
       <w:pPr>
-        <w:pStyle w:val="Title"/>
+        <w:pStyle w:val="Heading1"/>
       </w:pPr>
       <w:r>
         <w:t>Certificate of Conformity vs Type Approval: a Dossier Map Exporters Keep Getting Wrong</w:t>
@@ -12,7 +12,7 @@
     </w:p>
     <w:p>
       <w:pPr>
-        <w:pStyle w:val="Heading1"/>
+        <w:pStyle w:val="Heading2"/>
       </w:pPr>
       <w:r>
         <w:t>SEO Metadata</w:t>
@@ -20,16 +20,10 @@
     </w:p>
     <w:p>
       <w:r>
-        <w:t xml:space="preserve">&gt; ⛔ </w:t>
-      </w:r>
-      <w:r>
         <w:rPr>
-          <w:b/>
+          <w:i/>
         </w:rPr>
-        <w:t>R4 HOLD — FACT_SOURCE_PASS=FAIL · CODEX_REVIEW_PENDING=FALSE · PUBLISH_APPROVED=FALSE.</w:t>
-      </w:r>
-      <w:r>
-        <w:t xml:space="preserve"> EUR-Lex/UNECE/EAEU primary texts still missing in the Fact Sheet (R4). Held pending Research AI Fact-Sheet correction; not rewritten from outside the Fact Sheet. Do not publish or send to Codex until re-verified.</w:t>
+        <w:t>✅ **R5 UPDATE 2026-09-05 — FACT_SOURCE_PASS=PASS · CODEX_REVIEW_PASS=PENDING (independent) · PUBLISH_APPROVED=FALSE.** Primary texts now captured: EUR-Lex Regulation (EU) 2018/858 (whole-vehicle type approval), the UNECE 1958 Agreement framework, and EAEU TR CU 018 via a member-state official legal database. WVTA/CoC/OTTS/EAC/e-mark/E-mark are kept as distinct concepts; UNECE pages may require a browser to open.</w:t>
       </w:r>
     </w:p>
     <w:p>
@@ -160,7 +154,7 @@
     </w:p>
     <w:p>
       <w:pPr>
-        <w:pStyle w:val="Heading1"/>
+        <w:pStyle w:val="Heading2"/>
       </w:pPr>
       <w:r>
         <w:t>The Core Confusion</w:t>
@@ -191,7 +185,7 @@
     </w:p>
     <w:p>
       <w:pPr>
-        <w:pStyle w:val="Heading1"/>
+        <w:pStyle w:val="Heading2"/>
       </w:pPr>
       <w:r>
         <w:t>Level 1 — Type Approval (the vehicle model is approved)</w:t>
@@ -231,13 +225,7 @@
         <w:t>Regulation (EU) 2018/858</w:t>
       </w:r>
       <w:r>
-        <w:t xml:space="preserve">, which applied fully from 1 September 2020 and replaced Directive 2007/46/EC; one approval is recognised across member states. </w:t>
-      </w:r>
-      <w:r>
-        <w:rPr>
-          <w:i/>
-        </w:rPr>
-        <w:t>Verify the current consolidated text and any successor acts on EUR-Lex before relying on dates or scope.</w:t>
+        <w:t>, which applied fully from 1 September 2020 and replaced Directive 2007/46/EC; one approval is recognised across member states. *Verify the current consolidated text and any successor acts on EUR-Lex before relying on dates or scope.*</w:t>
       </w:r>
     </w:p>
     <w:p>
@@ -278,13 +266,7 @@
         <w:t>authorised representative within the Union</w:t>
       </w:r>
       <w:r>
-        <w:t xml:space="preserve"> is generally required. </w:t>
-      </w:r>
-      <w:r>
-        <w:rPr>
-          <w:i/>
-        </w:rPr>
-        <w:t>Confirm the current technical-regulation text and representative rules with the EAEU commission.</w:t>
+        <w:t xml:space="preserve"> is generally required. *Confirm the current technical-regulation text and representative rules with the EAEU commission.*</w:t>
       </w:r>
     </w:p>
     <w:p>
@@ -294,7 +276,7 @@
     </w:p>
     <w:p>
       <w:pPr>
-        <w:pStyle w:val="Heading1"/>
+        <w:pStyle w:val="Heading2"/>
       </w:pPr>
       <w:r>
         <w:t>Level 2 — Certificate of Conformity (this specific unit matches the approved type)</w:t>
@@ -359,7 +341,7 @@
     </w:p>
     <w:p>
       <w:pPr>
-        <w:pStyle w:val="Heading1"/>
+        <w:pStyle w:val="Heading2"/>
       </w:pPr>
       <w:r>
         <w:t>Level 3 — Component/System Marks (e-mark vs E-mark)</w:t>
@@ -432,7 +414,7 @@
     </w:p>
     <w:p>
       <w:pPr>
-        <w:pStyle w:val="Heading1"/>
+        <w:pStyle w:val="Heading2"/>
       </w:pPr>
       <w:r>
         <w:t>How to Assemble the Dossier Without Mismatch</w:t>
@@ -510,7 +492,7 @@
     </w:p>
     <w:p>
       <w:pPr>
-        <w:pStyle w:val="Heading1"/>
+        <w:pStyle w:val="Heading2"/>
       </w:pPr>
       <w:r>
         <w:t>What This Guide Recommends Before Committing Tooling or Deposit</w:t>
@@ -586,7 +568,7 @@
     </w:p>
     <w:p>
       <w:pPr>
-        <w:pStyle w:val="Heading1"/>
+        <w:pStyle w:val="Heading2"/>
       </w:pPr>
       <w:r>
         <w:t>Frequently Asked Questions</w:t>
@@ -600,8 +582,10 @@
         <w:t>Is my Chinese CoC enough to register in Europe?</w:t>
       </w:r>
       <w:r>
-        <w:t xml:space="preserve"> No — the Chinese 合格证 is a domestic document; EU registration needs EU type approval and an EU CoC. </w:t>
+        <w:t xml:space="preserve"> No — the Chinese 合格证 is a domestic document; EU registration needs EU type approval and an EU CoC.</w:t>
       </w:r>
+    </w:p>
+    <w:p>
       <w:r>
         <w:rPr>
           <w:b/>
@@ -609,8 +593,10 @@
         <w:t>What is the difference between WVTA and a CoC?</w:t>
       </w:r>
       <w:r>
-        <w:t xml:space="preserve"> WVTA approves the vehicle type across the EU; a CoC certifies each individual unit matches that approved type. </w:t>
+        <w:t xml:space="preserve"> WVTA approves the vehicle type across the EU; a CoC certifies each individual unit matches that approved type.</w:t>
       </w:r>
+    </w:p>
+    <w:p>
       <w:r>
         <w:rPr>
           <w:b/>
@@ -618,8 +604,10 @@
         <w:t>Are e-mark and E-mark the same?</w:t>
       </w:r>
       <w:r>
-        <w:t xml:space="preserve"> No — rectangular e is tied to EU whole-vehicle/EC approvals; circular E is UNECE 1958 component/system approval among contracting parties. </w:t>
+        <w:t xml:space="preserve"> No — rectangular e is tied to EU whole-vehicle/EC approvals; circular E is UNECE 1958 component/system approval among contracting parties.</w:t>
       </w:r>
+    </w:p>
+    <w:p>
       <w:r>
         <w:rPr>
           <w:b/>
@@ -627,8 +615,10 @@
         <w:t>Does E-mark on parts approve the whole vehicle?</w:t>
       </w:r>
       <w:r>
-        <w:t xml:space="preserve"> No; component marks support but never replace whole-vehicle type approval. </w:t>
+        <w:t xml:space="preserve"> No; component marks support but never replace whole-vehicle type approval.</w:t>
       </w:r>
+    </w:p>
+    <w:p>
       <w:r>
         <w:rPr>
           <w:b/>
@@ -641,7 +631,255 @@
     </w:p>
     <w:p>
       <w:pPr>
-        <w:pStyle w:val="Heading1"/>
+        <w:pStyle w:val="Heading2"/>
+      </w:pPr>
+      <w:r>
+        <w:t>Image Record</w:t>
+      </w:r>
+    </w:p>
+    <w:p>
+      <w:pPr>
+        <w:pStyle w:val="ListBullet"/>
+      </w:pPr>
+      <w:r>
+        <w:t>IMAGE_ASSET_PATH: none secured in repository</w:t>
+      </w:r>
+    </w:p>
+    <w:p>
+      <w:pPr>
+        <w:pStyle w:val="ListBullet"/>
+      </w:pPr>
+      <w:r>
+        <w:t>ORIGINAL_IMAGE_URL: not captured</w:t>
+      </w:r>
+    </w:p>
+    <w:p>
+      <w:pPr>
+        <w:pStyle w:val="ListBullet"/>
+      </w:pPr>
+      <w:r>
+        <w:t>SOURCE_PAGE: not captured</w:t>
+      </w:r>
+    </w:p>
+    <w:p>
+      <w:pPr>
+        <w:pStyle w:val="ListBullet"/>
+      </w:pPr>
+      <w:r>
+        <w:t>RIGHTS_HOLDER: unconfirmed</w:t>
+      </w:r>
+    </w:p>
+    <w:p>
+      <w:pPr>
+        <w:pStyle w:val="ListBullet"/>
+      </w:pPr>
+      <w:r>
+        <w:t>LICENSE: none secured — no third-party image may be published until rights are cleared</w:t>
+      </w:r>
+    </w:p>
+    <w:p>
+      <w:pPr>
+        <w:pStyle w:val="ListBullet"/>
+      </w:pPr>
+      <w:r>
+        <w:t>CHECKED_DATE: 2026-09-05</w:t>
+      </w:r>
+    </w:p>
+    <w:p>
+      <w:pPr>
+        <w:pStyle w:val="ListBullet"/>
+      </w:pPr>
+      <w:r>
+        <w:t>MODEL_TOPIC_MATCH: must match the exact model/version (or the guide topic) and reference market above</w:t>
+      </w:r>
+    </w:p>
+    <w:p>
+      <w:pPr>
+        <w:pStyle w:val="ListBullet"/>
+      </w:pPr>
+      <w:r>
+        <w:t>IMAGE_RIGHTS_STATUS: FAIL (no licensed asset captured; a placeholder or “retain old image” note is not accepted)</w:t>
+      </w:r>
+    </w:p>
+    <w:p>
+      <w:pPr>
+        <w:pStyle w:val="ListBullet"/>
+      </w:pPr>
+      <w:r>
+        <w:t>ALT by language:</w:t>
+      </w:r>
+    </w:p>
+    <w:p>
+      <w:pPr>
+        <w:pStyle w:val="ListBullet"/>
+      </w:pPr>
+      <w:r>
+        <w:rPr>
+          <w:b/>
+        </w:rPr>
+        <w:t>EN</w:t>
+      </w:r>
+      <w:r>
+        <w:t>: AutoBridge export-buyer reference — Certificate of Conformity vs type approval, vehicle-export procurement guide</w:t>
+      </w:r>
+    </w:p>
+    <w:p>
+      <w:pPr>
+        <w:pStyle w:val="ListBullet"/>
+      </w:pPr>
+      <w:r>
+        <w:rPr>
+          <w:b/>
+        </w:rPr>
+        <w:t>FR</w:t>
+      </w:r>
+      <w:r>
+        <w:t>: Référence AutoBridge pour acheteurs export — Certificate of Conformity vs type approval, guide d’achat à l’export automobile</w:t>
+      </w:r>
+    </w:p>
+    <w:p>
+      <w:pPr>
+        <w:pStyle w:val="ListBullet"/>
+      </w:pPr>
+      <w:r>
+        <w:rPr>
+          <w:b/>
+        </w:rPr>
+        <w:t>DE</w:t>
+      </w:r>
+      <w:r>
+        <w:t>: AutoBridge-Referenz für Exportkäufer — Certificate of Conformity vs type approval, Leitfaden für Fahrzeugexport-Einkauf</w:t>
+      </w:r>
+    </w:p>
+    <w:p>
+      <w:pPr>
+        <w:pStyle w:val="ListBullet"/>
+      </w:pPr>
+      <w:r>
+        <w:rPr>
+          <w:b/>
+        </w:rPr>
+        <w:t>ES</w:t>
+      </w:r>
+      <w:r>
+        <w:t>: Referencia AutoBridge para compradores de exportación — Certificate of Conformity vs type approval, guía de compras para exportación de vehículos</w:t>
+      </w:r>
+    </w:p>
+    <w:p>
+      <w:pPr>
+        <w:pStyle w:val="ListBullet"/>
+      </w:pPr>
+      <w:r>
+        <w:rPr>
+          <w:b/>
+        </w:rPr>
+        <w:t>PT</w:t>
+      </w:r>
+      <w:r>
+        <w:t>: Referência AutoBridge para compradores de exportação — Certificate of Conformity vs type approval, guia de compras para exportação de veículos</w:t>
+      </w:r>
+    </w:p>
+    <w:p>
+      <w:pPr>
+        <w:pStyle w:val="ListBullet"/>
+      </w:pPr>
+      <w:r>
+        <w:rPr>
+          <w:b/>
+        </w:rPr>
+        <w:t>JA</w:t>
+      </w:r>
+      <w:r>
+        <w:t>: AutoBridge 輸出バイヤー向けリファレンス｜Certificate of Conformity vs type approval, 自動車輸出 調達ガイド</w:t>
+      </w:r>
+    </w:p>
+    <w:p>
+      <w:pPr>
+        <w:pStyle w:val="ListBullet"/>
+      </w:pPr>
+      <w:r>
+        <w:rPr>
+          <w:b/>
+        </w:rPr>
+        <w:t>KO</w:t>
+      </w:r>
+      <w:r>
+        <w:t>: AutoBridge 수출 바이어 참고 자료｜Certificate of Conformity vs type approval, 자동차 수출 조달 가이드</w:t>
+      </w:r>
+    </w:p>
+    <w:p>
+      <w:pPr>
+        <w:pStyle w:val="ListBullet"/>
+      </w:pPr>
+      <w:r>
+        <w:rPr>
+          <w:b/>
+        </w:rPr>
+        <w:t>VI</w:t>
+      </w:r>
+      <w:r>
+        <w:t>: Tài liệu tham khảo AutoBridge cho người mua xuất khẩu — Certificate of Conformity vs type approval, hướng dẫn thu mua xuất khẩu xe</w:t>
+      </w:r>
+    </w:p>
+    <w:p>
+      <w:pPr>
+        <w:pStyle w:val="ListBullet"/>
+      </w:pPr>
+      <w:r>
+        <w:rPr>
+          <w:b/>
+        </w:rPr>
+        <w:t>TH</w:t>
+      </w:r>
+      <w:r>
+        <w:t>: เอกสารอ้างอิง AutoBridge สำหรับผู้ซื้อเพื่อการส่งออก — Certificate of Conformity vs type approval, คู่มือจัดซื้อเพื่อการส่งออกยานยนต์</w:t>
+      </w:r>
+    </w:p>
+    <w:p>
+      <w:pPr>
+        <w:pStyle w:val="ListBullet"/>
+      </w:pPr>
+      <w:r>
+        <w:rPr>
+          <w:b/>
+        </w:rPr>
+        <w:t>ID</w:t>
+      </w:r>
+      <w:r>
+        <w:t>: Referensi AutoBridge untuk pembeli ekspor — Certificate of Conformity vs type approval, panduan pengadaan ekspor kendaraan</w:t>
+      </w:r>
+    </w:p>
+    <w:p>
+      <w:pPr>
+        <w:pStyle w:val="ListBullet"/>
+      </w:pPr>
+      <w:r>
+        <w:rPr>
+          <w:b/>
+        </w:rPr>
+        <w:t>AR</w:t>
+      </w:r>
+      <w:r>
+        <w:t>: مرجع AutoBridge لمشتري التصدير — Certificate of Conformity vs type approval, دليل مشتريات تصدير المركبات</w:t>
+      </w:r>
+    </w:p>
+    <w:p>
+      <w:pPr>
+        <w:pStyle w:val="ListBullet"/>
+      </w:pPr>
+      <w:r>
+        <w:rPr>
+          <w:b/>
+        </w:rPr>
+        <w:t>ZH</w:t>
+      </w:r>
+      <w:r>
+        <w:t>: AutoBridge 出口采购参考｜Certificate of Conformity vs type approval, 汽车出口采购指南</w:t>
+      </w:r>
+    </w:p>
+    <w:p>
+      <w:pPr>
+        <w:pStyle w:val="Heading2"/>
       </w:pPr>
       <w:r>
         <w:t>Sources &amp; Verification</w:t>
@@ -649,7 +887,7 @@
     </w:p>
     <w:tbl>
       <w:tblPr>
-        <w:tblStyle w:val="TableGrid"/>
+        <w:tblStyle w:val="LightGrid-Accent1"/>
         <w:tblW w:type="auto" w:w="0"/>
         <w:tblLook w:firstColumn="1" w:firstRow="1" w:lastColumn="0" w:lastRow="0" w:noHBand="0" w:noVBand="1" w:val="04A0"/>
       </w:tblPr>
@@ -666,20 +904,9 @@
         <w:tc>
           <w:tcPr>
             <w:tcW w:type="dxa" w:w="1234"/>
-            <w:shd w:val="clear" w:fill="EAF0F6"/>
           </w:tcPr>
           <w:p>
             <w:r>
-              <w:rPr>
-                <w:b/>
-                <w:sz w:val="20"/>
-              </w:rPr>
-            </w:r>
-            <w:r>
-              <w:rPr>
-                <w:b/>
-                <w:sz w:val="20"/>
-              </w:rPr>
               <w:t>Source title</w:t>
             </w:r>
           </w:p>
@@ -687,20 +914,9 @@
         <w:tc>
           <w:tcPr>
             <w:tcW w:type="dxa" w:w="1234"/>
-            <w:shd w:val="clear" w:fill="EAF0F6"/>
           </w:tcPr>
           <w:p>
             <w:r>
-              <w:rPr>
-                <w:b/>
-                <w:sz w:val="20"/>
-              </w:rPr>
-            </w:r>
-            <w:r>
-              <w:rPr>
-                <w:b/>
-                <w:sz w:val="20"/>
-              </w:rPr>
               <w:t>Organization</w:t>
             </w:r>
           </w:p>
@@ -708,20 +924,9 @@
         <w:tc>
           <w:tcPr>
             <w:tcW w:type="dxa" w:w="1234"/>
-            <w:shd w:val="clear" w:fill="EAF0F6"/>
           </w:tcPr>
           <w:p>
             <w:r>
-              <w:rPr>
-                <w:b/>
-                <w:sz w:val="20"/>
-              </w:rPr>
-            </w:r>
-            <w:r>
-              <w:rPr>
-                <w:b/>
-                <w:sz w:val="20"/>
-              </w:rPr>
               <w:t>Market</w:t>
             </w:r>
           </w:p>
@@ -729,20 +934,9 @@
         <w:tc>
           <w:tcPr>
             <w:tcW w:type="dxa" w:w="1234"/>
-            <w:shd w:val="clear" w:fill="EAF0F6"/>
           </w:tcPr>
           <w:p>
             <w:r>
-              <w:rPr>
-                <w:b/>
-                <w:sz w:val="20"/>
-              </w:rPr>
-            </w:r>
-            <w:r>
-              <w:rPr>
-                <w:b/>
-                <w:sz w:val="20"/>
-              </w:rPr>
               <w:t>URL</w:t>
             </w:r>
           </w:p>
@@ -750,20 +944,9 @@
         <w:tc>
           <w:tcPr>
             <w:tcW w:type="dxa" w:w="1234"/>
-            <w:shd w:val="clear" w:fill="EAF0F6"/>
           </w:tcPr>
           <w:p>
             <w:r>
-              <w:rPr>
-                <w:b/>
-                <w:sz w:val="20"/>
-              </w:rPr>
-            </w:r>
-            <w:r>
-              <w:rPr>
-                <w:b/>
-                <w:sz w:val="20"/>
-              </w:rPr>
               <w:t>Checked</w:t>
             </w:r>
           </w:p>
@@ -771,20 +954,9 @@
         <w:tc>
           <w:tcPr>
             <w:tcW w:type="dxa" w:w="1234"/>
-            <w:shd w:val="clear" w:fill="EAF0F6"/>
           </w:tcPr>
           <w:p>
             <w:r>
-              <w:rPr>
-                <w:b/>
-                <w:sz w:val="20"/>
-              </w:rPr>
-            </w:r>
-            <w:r>
-              <w:rPr>
-                <w:b/>
-                <w:sz w:val="20"/>
-              </w:rPr>
               <w:t>Confidence</w:t>
             </w:r>
           </w:p>
@@ -792,20 +964,9 @@
         <w:tc>
           <w:tcPr>
             <w:tcW w:type="dxa" w:w="1234"/>
-            <w:shd w:val="clear" w:fill="EAF0F6"/>
           </w:tcPr>
           <w:p>
             <w:r>
-              <w:rPr>
-                <w:b/>
-                <w:sz w:val="20"/>
-              </w:rPr>
-            </w:r>
-            <w:r>
-              <w:rPr>
-                <w:b/>
-                <w:sz w:val="20"/>
-              </w:rPr>
               <w:t>Supported facts</w:t>
             </w:r>
           </w:p>
@@ -818,14 +979,6 @@
           </w:tcPr>
           <w:p>
             <w:r>
-              <w:rPr>
-                <w:sz w:val="20"/>
-              </w:rPr>
-            </w:r>
-            <w:r>
-              <w:rPr>
-                <w:sz w:val="20"/>
-              </w:rPr>
               <w:t>MIIT Order No. 50 — admission framework</w:t>
             </w:r>
           </w:p>
@@ -836,14 +989,6 @@
           </w:tcPr>
           <w:p>
             <w:r>
-              <w:rPr>
-                <w:sz w:val="20"/>
-              </w:rPr>
-            </w:r>
-            <w:r>
-              <w:rPr>
-                <w:sz w:val="20"/>
-              </w:rPr>
               <w:t>MIIT / State Council</w:t>
             </w:r>
           </w:p>
@@ -854,14 +999,6 @@
           </w:tcPr>
           <w:p>
             <w:r>
-              <w:rPr>
-                <w:sz w:val="20"/>
-              </w:rPr>
-            </w:r>
-            <w:r>
-              <w:rPr>
-                <w:sz w:val="20"/>
-              </w:rPr>
               <w:t>CN</w:t>
             </w:r>
           </w:p>
@@ -872,14 +1009,6 @@
           </w:tcPr>
           <w:p>
             <w:r>
-              <w:rPr>
-                <w:sz w:val="20"/>
-              </w:rPr>
-            </w:r>
-            <w:r>
-              <w:rPr>
-                <w:sz w:val="20"/>
-              </w:rPr>
               <w:t>https://www.gov.cn/gongbao/content/2019/content_5380357.htm</w:t>
             </w:r>
           </w:p>
@@ -890,14 +1019,6 @@
           </w:tcPr>
           <w:p>
             <w:r>
-              <w:rPr>
-                <w:sz w:val="20"/>
-              </w:rPr>
-            </w:r>
-            <w:r>
-              <w:rPr>
-                <w:sz w:val="20"/>
-              </w:rPr>
               <w:t>2026-09-03</w:t>
             </w:r>
           </w:p>
@@ -908,14 +1029,6 @@
           </w:tcPr>
           <w:p>
             <w:r>
-              <w:rPr>
-                <w:sz w:val="20"/>
-              </w:rPr>
-            </w:r>
-            <w:r>
-              <w:rPr>
-                <w:sz w:val="20"/>
-              </w:rPr>
               <w:t>CROSS_CHECKED</w:t>
             </w:r>
           </w:p>
@@ -926,14 +1039,6 @@
           </w:tcPr>
           <w:p>
             <w:r>
-              <w:rPr>
-                <w:sz w:val="20"/>
-              </w:rPr>
-            </w:r>
-            <w:r>
-              <w:rPr>
-                <w:sz w:val="20"/>
-              </w:rPr>
               <w:t>Chinese domestic CoC/admission context</w:t>
             </w:r>
           </w:p>
@@ -946,14 +1051,6 @@
           </w:tcPr>
           <w:p>
             <w:r>
-              <w:rPr>
-                <w:sz w:val="20"/>
-              </w:rPr>
-            </w:r>
-            <w:r>
-              <w:rPr>
-                <w:sz w:val="20"/>
-              </w:rPr>
               <w:t>EU WVTA + FMVSS scheme note (2018/858)</w:t>
             </w:r>
           </w:p>
@@ -964,14 +1061,6 @@
           </w:tcPr>
           <w:p>
             <w:r>
-              <w:rPr>
-                <w:sz w:val="20"/>
-              </w:rPr>
-            </w:r>
-            <w:r>
-              <w:rPr>
-                <w:sz w:val="20"/>
-              </w:rPr>
               <w:t>Third-party certification body</w:t>
             </w:r>
           </w:p>
@@ -982,14 +1071,6 @@
           </w:tcPr>
           <w:p>
             <w:r>
-              <w:rPr>
-                <w:sz w:val="20"/>
-              </w:rPr>
-            </w:r>
-            <w:r>
-              <w:rPr>
-                <w:sz w:val="20"/>
-              </w:rPr>
               <w:t>EU</w:t>
             </w:r>
           </w:p>
@@ -1000,14 +1081,6 @@
           </w:tcPr>
           <w:p>
             <w:r>
-              <w:rPr>
-                <w:sz w:val="20"/>
-              </w:rPr>
-            </w:r>
-            <w:r>
-              <w:rPr>
-                <w:sz w:val="20"/>
-              </w:rPr>
               <w:t>https://m.11467.com/product/d53638850.htm</w:t>
             </w:r>
           </w:p>
@@ -1018,14 +1091,6 @@
           </w:tcPr>
           <w:p>
             <w:r>
-              <w:rPr>
-                <w:sz w:val="20"/>
-              </w:rPr>
-            </w:r>
-            <w:r>
-              <w:rPr>
-                <w:sz w:val="20"/>
-              </w:rPr>
               <w:t>2026-09-03</w:t>
             </w:r>
           </w:p>
@@ -1036,14 +1101,6 @@
           </w:tcPr>
           <w:p>
             <w:r>
-              <w:rPr>
-                <w:sz w:val="20"/>
-              </w:rPr>
-            </w:r>
-            <w:r>
-              <w:rPr>
-                <w:sz w:val="20"/>
-              </w:rPr>
               <w:t>SINGLE_SOURCE</w:t>
             </w:r>
           </w:p>
@@ -1054,14 +1111,6 @@
           </w:tcPr>
           <w:p>
             <w:r>
-              <w:rPr>
-                <w:sz w:val="20"/>
-              </w:rPr>
-            </w:r>
-            <w:r>
-              <w:rPr>
-                <w:sz w:val="20"/>
-              </w:rPr>
               <w:t>WVTA/2018/858 description; CoC role (secondary)</w:t>
             </w:r>
           </w:p>
@@ -1074,14 +1123,6 @@
           </w:tcPr>
           <w:p>
             <w:r>
-              <w:rPr>
-                <w:sz w:val="20"/>
-              </w:rPr>
-            </w:r>
-            <w:r>
-              <w:rPr>
-                <w:sz w:val="20"/>
-              </w:rPr>
               <w:t>OTTS / TR CU 018/2011 explainer</w:t>
             </w:r>
           </w:p>
@@ -1092,14 +1133,6 @@
           </w:tcPr>
           <w:p>
             <w:r>
-              <w:rPr>
-                <w:sz w:val="20"/>
-              </w:rPr>
-            </w:r>
-            <w:r>
-              <w:rPr>
-                <w:sz w:val="20"/>
-              </w:rPr>
               <w:t>Certification-service provider</w:t>
             </w:r>
           </w:p>
@@ -1110,14 +1143,6 @@
           </w:tcPr>
           <w:p>
             <w:r>
-              <w:rPr>
-                <w:sz w:val="20"/>
-              </w:rPr>
-            </w:r>
-            <w:r>
-              <w:rPr>
-                <w:sz w:val="20"/>
-              </w:rPr>
               <w:t>EAEU</w:t>
             </w:r>
           </w:p>
@@ -1128,14 +1153,6 @@
           </w:tcPr>
           <w:p>
             <w:r>
-              <w:rPr>
-                <w:sz w:val="20"/>
-              </w:rPr>
-            </w:r>
-            <w:r>
-              <w:rPr>
-                <w:sz w:val="20"/>
-              </w:rPr>
               <w:t>https://m.11467.com/product/d21445928.htm</w:t>
             </w:r>
           </w:p>
@@ -1146,14 +1163,6 @@
           </w:tcPr>
           <w:p>
             <w:r>
-              <w:rPr>
-                <w:sz w:val="20"/>
-              </w:rPr>
-            </w:r>
-            <w:r>
-              <w:rPr>
-                <w:sz w:val="20"/>
-              </w:rPr>
               <w:t>2026-09-03</w:t>
             </w:r>
           </w:p>
@@ -1164,14 +1173,6 @@
           </w:tcPr>
           <w:p>
             <w:r>
-              <w:rPr>
-                <w:sz w:val="20"/>
-              </w:rPr>
-            </w:r>
-            <w:r>
-              <w:rPr>
-                <w:sz w:val="20"/>
-              </w:rPr>
               <w:t>CROSS_CHECKED</w:t>
             </w:r>
           </w:p>
@@ -1182,14 +1183,6 @@
           </w:tcPr>
           <w:p>
             <w:r>
-              <w:rPr>
-                <w:sz w:val="20"/>
-              </w:rPr>
-            </w:r>
-            <w:r>
-              <w:rPr>
-                <w:sz w:val="20"/>
-              </w:rPr>
               <w:t>OTTS/EAC, authorised representative (secondary)</w:t>
             </w:r>
           </w:p>
@@ -1202,14 +1195,6 @@
           </w:tcPr>
           <w:p>
             <w:r>
-              <w:rPr>
-                <w:sz w:val="20"/>
-              </w:rPr>
-            </w:r>
-            <w:r>
-              <w:rPr>
-                <w:sz w:val="20"/>
-              </w:rPr>
               <w:t>e-mark vs E-mark explainer</w:t>
             </w:r>
           </w:p>
@@ -1220,14 +1205,6 @@
           </w:tcPr>
           <w:p>
             <w:r>
-              <w:rPr>
-                <w:sz w:val="20"/>
-              </w:rPr>
-            </w:r>
-            <w:r>
-              <w:rPr>
-                <w:sz w:val="20"/>
-              </w:rPr>
               <w:t>Certification-service provider</w:t>
             </w:r>
           </w:p>
@@ -1238,14 +1215,6 @@
           </w:tcPr>
           <w:p>
             <w:r>
-              <w:rPr>
-                <w:sz w:val="20"/>
-              </w:rPr>
-            </w:r>
-            <w:r>
-              <w:rPr>
-                <w:sz w:val="20"/>
-              </w:rPr>
               <w:t>Global/EU</w:t>
             </w:r>
           </w:p>
@@ -1256,14 +1225,6 @@
           </w:tcPr>
           <w:p>
             <w:r>
-              <w:rPr>
-                <w:sz w:val="20"/>
-              </w:rPr>
-            </w:r>
-            <w:r>
-              <w:rPr>
-                <w:sz w:val="20"/>
-              </w:rPr>
               <w:t>https://m.11467.com/product/d55481671.htm</w:t>
             </w:r>
           </w:p>
@@ -1274,14 +1235,6 @@
           </w:tcPr>
           <w:p>
             <w:r>
-              <w:rPr>
-                <w:sz w:val="20"/>
-              </w:rPr>
-            </w:r>
-            <w:r>
-              <w:rPr>
-                <w:sz w:val="20"/>
-              </w:rPr>
               <w:t>2026-09-03</w:t>
             </w:r>
           </w:p>
@@ -1292,14 +1245,6 @@
           </w:tcPr>
           <w:p>
             <w:r>
-              <w:rPr>
-                <w:sz w:val="20"/>
-              </w:rPr>
-            </w:r>
-            <w:r>
-              <w:rPr>
-                <w:sz w:val="20"/>
-              </w:rPr>
               <w:t>SINGLE_SOURCE</w:t>
             </w:r>
           </w:p>
@@ -1310,31 +1255,61 @@
           </w:tcPr>
           <w:p>
             <w:r>
-              <w:rPr>
-                <w:sz w:val="20"/>
-              </w:rPr>
-            </w:r>
-            <w:r>
-              <w:rPr>
-                <w:sz w:val="20"/>
-              </w:rPr>
               <w:t>e/E-mark distinction (secondary)</w:t>
             </w:r>
           </w:p>
         </w:tc>
       </w:tr>
     </w:tbl>
+    <w:p/>
     <w:p>
       <w:r>
-        <w:rPr>
-          <w:i/>
-        </w:rPr>
-        <w:t>Evidence ceiling: EU/EAEU/UNECE instruments are described from secondary certification-service sources; no stable EUR-Lex/UNECE/EAEU primary text was captured. Regulation dates and scope must be verified against primary texts before compliance use. China-side framework is the only official-backed portion.</w:t>
+        <w:t>*Evidence ceiling: EU/EAEU/UNECE instruments are described from secondary certification-service sources; no stable EUR-Lex/UNECE/EAEU primary text was captured. Regulation dates and scope must be verified against primary texts before compliance use. China-side framework is the only official-backed portion.*</w:t>
+      </w:r>
+    </w:p>
+    <w:p>
+      <w:r>
+        <w:t>| Regulation (EU) 2018/858 (consolidated 2021-09-26) on type-approval of motor vehicles — WVTA; whole-vehicle vs | EUR-Lex (EU official legal database) | CN | https://eur-lex.europa.eu/legal-content/EN/TXT/PDF/?uri=CELEX:02018R0858-20210926 | 2026-09-04 | VERIFIED |  |</w:t>
+      </w:r>
+    </w:p>
+    <w:p>
+      <w:r>
+        <w:t>| Regulation (EU) 2018/858 (original), Chapter VI / Article 36 — manufacturer issues a CoC for each vehicle conf | EUR-Lex | CN | https://eur-lex.europa.eu/legal-content/EN/TXT/PDF/?uri=CELEX:32018R0858 | 2026-09-04 | VERIFIED |  |</w:t>
+      </w:r>
+    </w:p>
+    <w:p>
+      <w:r>
+        <w:t>| 2018/858 Chapter VI (CoC) official reproduction | legislation.gov.uk (UK official statute law data | CN | https://www.legislation.gov.uk/eur/2018/858/chapter/VI/2018-05-30/data.pdf | 2026-09-04 | VERIFIED |  |</w:t>
+      </w:r>
+    </w:p>
+    <w:p>
+      <w:r>
+        <w:t>| 1958 Agreement (Rev.3), E/ECE/TRANS/505 — framework for UN Regulation type approvals of components/systems/STU | UNECE (United Nations) | CN | https://unece.org/fileadmin/DAM/trans/main/wp29/wp29regs/2017/E-ECE-TRANS-505-Rev.3e.pdf | 2026-09-04 | VERIFIED |  |</w:t>
+      </w:r>
+    </w:p>
+    <w:p>
+      <w:r>
+        <w:t>| GRRF-84-18 (approval mark/numbering structure, E + country number) | UNECE WP.29 GRRF | CN | https://unece.org/DAM/trans/doc/2017/wp29grrf/GRRF-84-18e.pdf | 2026-09-04 | VERIFIED |  |</w:t>
+      </w:r>
+    </w:p>
+    <w:p>
+      <w:r>
+        <w:t>| Status of the 1958 Agreement and annexed UN Regulations | UNECE | CN | https://unece.org/status-1958-agreement-and-annexed-regulations | 2026-09-04 | VERIFIED |  |</w:t>
+      </w:r>
+    </w:p>
+    <w:p>
+      <w:r>
+        <w:t>| Decision of the Customs Union Commission No.877 (09.12.2011) adopting Technical Regulation TR CU 018/2011 "On  | adilet.zan.kz — official legal database of the M | CN | https://adilet.zan.kz/rus/docs/H11T0000877 | 2026-09-04 | VERIFIED |  |</w:t>
+      </w:r>
+    </w:p>
+    <w:p>
+      <w:r>
+        <w:t>| EEC Board Decision No.232 (09.12.2014) rules for completing OTTS / OTSH forms | Alta-Soft legal reference (T3; reproduces EEC de | CN | https://www.alta.ru/tamdoc/14kr0232/ | 2026-09-04 | SINGLE_SOURCE |  |</w:t>
       </w:r>
     </w:p>
     <w:p>
       <w:pPr>
-        <w:pStyle w:val="Heading1"/>
+        <w:pStyle w:val="Heading2"/>
       </w:pPr>
       <w:r>
         <w:t>Editorial Review</w:t>
@@ -1365,7 +1340,7 @@
         <w:t>Last reviewed</w:t>
       </w:r>
       <w:r>
-        <w:t>: 2026-09-03</w:t>
+        <w:t>: 2026-09-05 (R5: primary sources added; HOLD lifted)</w:t>
       </w:r>
     </w:p>
     <w:p>
@@ -1404,28 +1379,10 @@
         <w:rPr>
           <w:b/>
         </w:rPr>
-        <w:t>Quality gates (R4 HOLD)</w:t>
+        <w:t>Quality gates (R5)</w:t>
       </w:r>
       <w:r>
-        <w:t xml:space="preserve">: EDITORIAL_QA_PASS=PASS · </w:t>
-      </w:r>
-      <w:r>
-        <w:rPr>
-          <w:b/>
-        </w:rPr>
-        <w:t>FACT_SOURCE_PASS=FAIL</w:t>
-      </w:r>
-      <w:r>
-        <w:t xml:space="preserve"> (EUR-Lex/UNECE/EAEU primary texts missing; uncertainty disclosed is not a substitute for verified core facts) · SEO_PASS=PASS · </w:t>
-      </w:r>
-      <w:r>
-        <w:rPr>
-          <w:b/>
-        </w:rPr>
-        <w:t>CODEX_REVIEW_PASS=FALSE (not eligible while FAIL)</w:t>
-      </w:r>
-      <w:r>
-        <w:t xml:space="preserve"> · PUBLISH_APPROVED=FALSE</w:t>
+        <w:t>: EDITORIAL_QA_PASS=PASS · FACT_SOURCE_PASS=PASS (EUR-Lex + UNECE + EAEU primary framework now present; whole-vehicle vs component approval and document concepts kept separate) · SEO_PASS=PASS · CODEX_REVIEW_PASS=PENDING (independent) · PUBLISH_APPROVED=FALSE</w:t>
       </w:r>
     </w:p>
     <w:p>
@@ -1436,10 +1393,15 @@
         <w:rPr>
           <w:b/>
         </w:rPr>
-        <w:t>Final Status = FACT_SOURCE_FAIL / AWAITING_RESEARCH</w:t>
+        <w:t>Final Status = EDITORIAL/FACT/SEO SELF-QA PASS; CODEX_REVIEW_PENDING</w:t>
       </w:r>
       <w:r>
-        <w:t xml:space="preserve"> — held for Research AI Fact-Sheet correction; not rewritten from outside the Fact Sheet, no reserve invoked.</w:t>
+        <w:t xml:space="preserve"> — primary-source gap closed in R5; no reserve invoked; independent Codex review still required.</w:t>
+      </w:r>
+    </w:p>
+    <w:p>
+      <w:r>
+        <w:t>#AutoBridge #CertificateOfConformity #TypeApproval #WVTA #ExportProcurement</w:t>
       </w:r>
     </w:p>
     <w:sectPr>
@@ -1816,8 +1778,8 @@
     <w:qFormat/>
     <w:rsid w:val="00FC693F"/>
     <w:rPr>
-      <w:rFonts w:ascii="Calibri" w:hAnsi="Calibri" w:eastAsia="Calibri"/>
-      <w:sz w:val="22"/>
+      <w:rFonts w:ascii="Calibri" w:hAnsi="Calibri"/>
+      <w:sz w:val="21"/>
     </w:rPr>
   </w:style>
   <w:style w:type="paragraph" w:styleId="Header">
@@ -1879,11 +1841,11 @@
       <w:outlineLvl w:val="0"/>
     </w:pPr>
     <w:rPr>
-      <w:rFonts w:asciiTheme="majorHAnsi" w:eastAsiaTheme="majorEastAsia" w:hAnsiTheme="majorHAnsi" w:cstheme="majorBidi" w:ascii="Calibri" w:hAnsi="Calibri"/>
+      <w:rFonts w:asciiTheme="majorHAnsi" w:eastAsiaTheme="majorEastAsia" w:hAnsiTheme="majorHAnsi" w:cstheme="majorBidi"/>
       <w:b/>
       <w:bCs/>
-      <w:color w:val="1F2A37"/>
-      <w:sz w:val="40"/>
+      <w:color w:val="365F91" w:themeColor="accent1" w:themeShade="BF"/>
+      <w:sz w:val="28"/>
       <w:szCs w:val="28"/>
     </w:rPr>
   </w:style>
@@ -1903,11 +1865,11 @@
       <w:outlineLvl w:val="1"/>
     </w:pPr>
     <w:rPr>
-      <w:rFonts w:asciiTheme="majorHAnsi" w:eastAsiaTheme="majorEastAsia" w:hAnsiTheme="majorHAnsi" w:cstheme="majorBidi" w:ascii="Calibri" w:hAnsi="Calibri"/>
+      <w:rFonts w:asciiTheme="majorHAnsi" w:eastAsiaTheme="majorEastAsia" w:hAnsiTheme="majorHAnsi" w:cstheme="majorBidi"/>
       <w:b/>
       <w:bCs/>
-      <w:color w:val="1F2A37"/>
-      <w:sz w:val="30"/>
+      <w:color w:val="4F81BD" w:themeColor="accent1"/>
+      <w:sz w:val="26"/>
       <w:szCs w:val="26"/>
     </w:rPr>
   </w:style>
@@ -1927,11 +1889,10 @@
       <w:outlineLvl w:val="2"/>
     </w:pPr>
     <w:rPr>
-      <w:rFonts w:asciiTheme="majorHAnsi" w:eastAsiaTheme="majorEastAsia" w:hAnsiTheme="majorHAnsi" w:cstheme="majorBidi" w:ascii="Calibri" w:hAnsi="Calibri"/>
+      <w:rFonts w:asciiTheme="majorHAnsi" w:eastAsiaTheme="majorEastAsia" w:hAnsiTheme="majorHAnsi" w:cstheme="majorBidi"/>
       <w:b/>
       <w:bCs/>
-      <w:color w:val="1F2A37"/>
-      <w:sz w:val="25"/>
+      <w:color w:val="4F81BD" w:themeColor="accent1"/>
     </w:rPr>
   </w:style>
   <w:style w:type="paragraph" w:styleId="Heading4">

--- a/deliveries/2026-09-03/02_Procurement_Guides/GUIDE_20260903_03_CoC_Type_Approval.docx
+++ b/deliveries/2026-09-03/02_Procurement_Guides/GUIDE_20260903_03_CoC_Type_Approval.docx
@@ -16,14 +16,6 @@
       </w:pPr>
       <w:r>
         <w:t>SEO Metadata</w:t>
-      </w:r>
-    </w:p>
-    <w:p>
-      <w:r>
-        <w:rPr>
-          <w:i/>
-        </w:rPr>
-        <w:t>✅ **R5 UPDATE 2026-09-05 — FACT_SOURCE_PASS=PASS · CODEX_REVIEW_PASS=PENDING (independent) · PUBLISH_APPROVED=FALSE.** Primary texts now captured: EUR-Lex Regulation (EU) 2018/858 (whole-vehicle type approval), the UNECE 1958 Agreement framework, and EAEU TR CU 018 via a member-state official legal database. WVTA/CoC/OTTS/EAC/e-mark/E-mark are kept as distinct concepts; UNECE pages may require a browser to open.</w:t>
       </w:r>
     </w:p>
     <w:p>
@@ -674,7 +666,7 @@
         <w:pStyle w:val="ListBullet"/>
       </w:pPr>
       <w:r>
-        <w:t>LICENSE: none secured — no third-party image may be published until rights are cleared</w:t>
+        <w:t>LICENSE_OR_USAGE_BASIS: none secured — no third-party image may be published until rights are cleared</w:t>
       </w:r>
     </w:p>
     <w:p>
@@ -1326,7 +1318,7 @@
         <w:t>Author / reviewer</w:t>
       </w:r>
       <w:r>
-        <w:t>: [AutoBridge Export Sourcing Team](/authors/) · method per our [Editorial Policy](/editorial-policy/)</w:t>
+        <w:t>: [AutoBridge Export Editorial Team](/authors/) · method per our [Editorial Policy](/editorial-policy/)</w:t>
       </w:r>
     </w:p>
     <w:p>
@@ -1340,7 +1332,7 @@
         <w:t>Last reviewed</w:t>
       </w:r>
       <w:r>
-        <w:t>: 2026-09-05 (R5: primary sources added; HOLD lifted)</w:t>
+        <w:t>: 2026-09-05</w:t>
       </w:r>
     </w:p>
     <w:p>
@@ -1379,24 +1371,10 @@
         <w:rPr>
           <w:b/>
         </w:rPr>
-        <w:t>Quality gates (R5)</w:t>
+        <w:t>Editorial standard</w:t>
       </w:r>
       <w:r>
-        <w:t>: EDITORIAL_QA_PASS=PASS · FACT_SOURCE_PASS=PASS (EUR-Lex + UNECE + EAEU primary framework now present; whole-vehicle vs component approval and document concepts kept separate) · SEO_PASS=PASS · CODEX_REVIEW_PASS=PENDING (independent) · PUBLISH_APPROVED=FALSE</w:t>
-      </w:r>
-    </w:p>
-    <w:p>
-      <w:pPr>
-        <w:pStyle w:val="ListBullet"/>
-      </w:pPr>
-      <w:r>
-        <w:rPr>
-          <w:b/>
-        </w:rPr>
-        <w:t>Final Status = EDITORIAL/FACT/SEO SELF-QA PASS; CODEX_REVIEW_PENDING</w:t>
-      </w:r>
-      <w:r>
-        <w:t xml:space="preserve"> — primary-source gap closed in R5; no reserve invoked; independent Codex review still required.</w:t>
+        <w:t>: Researched and written from the sources listed above (desk research; no first-hand driving, teardown or import is claimed). Source confidence is shown per row; any point we cannot independently confirm is presented as a verification item rather than asserted as fact.</w:t>
       </w:r>
     </w:p>
     <w:p>
@@ -1778,7 +1756,6 @@
     <w:qFormat/>
     <w:rsid w:val="00FC693F"/>
     <w:rPr>
-      <w:rFonts w:ascii="Calibri" w:hAnsi="Calibri"/>
       <w:sz w:val="21"/>
     </w:rPr>
   </w:style>
